--- a/other-templates/Nominations Form.docx
+++ b/other-templates/Nominations Form.docx
@@ -9,6 +9,13 @@
         <w:ind w:left="2676" w:hanging="10"/>
         <w:rPr/>
       </w:pPr>
+      <w:r>
+        <w:rPr>
+          <w:b/>
+          <w:sz w:val="40"/>
+        </w:rPr>
+        <w:softHyphen/>
+      </w:r>
       <w:r>
         <w:rPr>
           <w:b/>
@@ -172,7 +179,25 @@
                 <w:szCs w:val="22"/>
                 <w:lang w:eastAsia="de-DE" w:bidi="ar-SA"/>
               </w:rPr>
-              <w:t>Email:</w:t>
+              <w:t xml:space="preserve">Email </w:t>
+            </w:r>
+            <w:r>
+              <w:rPr>
+                <w:kern w:val="2"/>
+                <w:sz w:val="32"/>
+                <w:szCs w:val="22"/>
+                <w:lang w:eastAsia="de-DE" w:bidi="ar-SA"/>
+              </w:rPr>
+              <w:t>(@sjc.ox.ac.uk)</w:t>
+            </w:r>
+            <w:r>
+              <w:rPr>
+                <w:kern w:val="2"/>
+                <w:sz w:val="32"/>
+                <w:szCs w:val="22"/>
+                <w:lang w:eastAsia="de-DE" w:bidi="ar-SA"/>
+              </w:rPr>
+              <w:t>:</w:t>
             </w:r>
           </w:p>
         </w:tc>
@@ -933,6 +958,15 @@
               </w:rPr>
               <w:t>Photo:</w:t>
             </w:r>
+            <w:r>
+              <w:rPr>
+                <w:kern w:val="2"/>
+                <w:sz w:val="32"/>
+                <w:szCs w:val="22"/>
+                <w:lang w:eastAsia="de-DE" w:bidi="ar-SA"/>
+              </w:rPr>
+              <w:t xml:space="preserve"> </w:t>
+            </w:r>
           </w:p>
         </w:tc>
         <w:tc>
@@ -966,7 +1000,43 @@
                 <w:szCs w:val="22"/>
                 <w:lang w:eastAsia="de-DE" w:bidi="ar-SA"/>
               </w:rPr>
-              <w:t>Please include a photo (see below for details), no more than 500 kB please (or I may downscale it for you)</w:t>
+              <w:t xml:space="preserve">Please include a photo </w:t>
+            </w:r>
+            <w:r>
+              <w:rPr>
+                <w:kern w:val="2"/>
+                <w:sz w:val="32"/>
+                <w:szCs w:val="22"/>
+                <w:lang w:eastAsia="de-DE" w:bidi="ar-SA"/>
+              </w:rPr>
+              <w:t>as a separate attachment to your email nomination</w:t>
+            </w:r>
+            <w:r>
+              <w:rPr>
+                <w:kern w:val="2"/>
+                <w:sz w:val="32"/>
+                <w:szCs w:val="22"/>
+                <w:lang w:eastAsia="de-DE" w:bidi="ar-SA"/>
+              </w:rPr>
+              <w:t xml:space="preserve"> (see below for details – </w:t>
+            </w:r>
+            <w:r>
+              <w:rPr>
+                <w:kern w:val="2"/>
+                <w:sz w:val="32"/>
+                <w:szCs w:val="22"/>
+                <w:lang w:eastAsia="de-DE" w:bidi="ar-SA"/>
+              </w:rPr>
+              <w:t>no need to include here</w:t>
+            </w:r>
+            <w:r>
+              <w:rPr>
+                <w:kern w:val="2"/>
+                <w:sz w:val="32"/>
+                <w:szCs w:val="22"/>
+                <w:lang w:eastAsia="de-DE" w:bidi="ar-SA"/>
+              </w:rPr>
+              <w:t>), no more than 500 kB please (or I may downscale it for you)</w:t>
             </w:r>
           </w:p>
           <w:p>
@@ -1268,23 +1338,7 @@
       </w:pPr>
       <w:r>
         <w:rPr/>
-        <w:t>Do not use this to discredit any other candidates or potential candidates. You should make yourself aware of Sections 2</w:t>
-      </w:r>
-      <w:r>
-        <w:rPr/>
-        <w:t>5</w:t>
-      </w:r>
-      <w:r>
-        <w:rPr/>
-        <w:t>-2</w:t>
-      </w:r>
-      <w:r>
-        <w:rPr/>
-        <w:t>6</w:t>
-      </w:r>
-      <w:r>
-        <w:rPr/>
-        <w:t xml:space="preserve"> of Standing Order table 3A of the JCR constitution, which deals with electoral malpractice (available at </w:t>
+        <w:t xml:space="preserve">Do not use this to discredit any other candidates or potential candidates. You should make yourself aware of Sections 25-26 of Standing Order table 3A of the JCR constitution, which deals with electoral malpractice (available at </w:t>
       </w:r>
       <w:hyperlink r:id="rId2">
         <w:r>
@@ -1452,35 +1506,7 @@
           <w:b w:val="false"/>
           <w:bCs w:val="false"/>
         </w:rPr>
-        <w:t>However, please downscale/</w:t>
-      </w:r>
-      <w:r>
-        <w:rPr>
-          <w:b w:val="false"/>
-          <w:bCs w:val="false"/>
-        </w:rPr>
-        <w:t>compress</w:t>
-      </w:r>
-      <w:r>
-        <w:rPr>
-          <w:b w:val="false"/>
-          <w:bCs w:val="false"/>
-        </w:rPr>
-        <w:t xml:space="preserve"> to </w:t>
-      </w:r>
-      <w:r>
-        <w:rPr>
-          <w:b w:val="false"/>
-          <w:bCs w:val="false"/>
-        </w:rPr>
-        <w:t xml:space="preserve">a file size of </w:t>
-      </w:r>
-      <w:r>
-        <w:rPr>
-          <w:b w:val="false"/>
-          <w:bCs w:val="false"/>
-        </w:rPr>
-        <w:t>no more than 500 MB, or a will do so for you.</w:t>
+        <w:t>However, please downscale/compress to a file size of no more than 500 MB, or a will do so for you.</w:t>
       </w:r>
     </w:p>
     <w:p>
@@ -1653,7 +1679,7 @@
     </w:pPr>
     <w:r>
       <w:drawing>
-        <wp:anchor behindDoc="1" distT="0" distB="0" distL="114300" distR="114300" simplePos="0" locked="0" layoutInCell="1" allowOverlap="1" relativeHeight="0">
+        <wp:anchor behindDoc="0" distT="0" distB="0" distL="114300" distR="114300" simplePos="0" locked="0" layoutInCell="1" allowOverlap="1" relativeHeight="0">
           <wp:simplePos x="0" y="0"/>
           <wp:positionH relativeFrom="page">
             <wp:posOffset>3575050</wp:posOffset>
@@ -1956,7 +1982,7 @@
     </w:pPr>
     <w:r>
       <w:drawing>
-        <wp:anchor behindDoc="1" distT="0" distB="0" distL="114300" distR="114300" simplePos="0" locked="0" layoutInCell="0" allowOverlap="1" relativeHeight="7">
+        <wp:anchor behindDoc="0" distT="0" distB="0" distL="114300" distR="114300" simplePos="0" locked="0" layoutInCell="0" allowOverlap="1" relativeHeight="7">
           <wp:simplePos x="0" y="0"/>
           <wp:positionH relativeFrom="page">
             <wp:posOffset>3575050</wp:posOffset>
@@ -2313,7 +2339,7 @@
     </w:pPr>
     <w:r>
       <w:drawing>
-        <wp:anchor behindDoc="1" distT="0" distB="0" distL="114300" distR="114300" simplePos="0" locked="0" layoutInCell="0" allowOverlap="1" relativeHeight="7">
+        <wp:anchor behindDoc="0" distT="0" distB="0" distL="114300" distR="114300" simplePos="0" locked="0" layoutInCell="0" allowOverlap="1" relativeHeight="7">
           <wp:simplePos x="0" y="0"/>
           <wp:positionH relativeFrom="page">
             <wp:posOffset>3575050</wp:posOffset>
